--- a/checkpoints/qtable_readable.docx
+++ b/checkpoints/qtable_readable.docx
@@ -4,7 +4,8 @@
   <w:body>
     <w:tbl>
       <w:tblPr>
-        <w:tblW w:w="5265" w:type="pct"/>
+        <w:tblW w:w="5818" w:type="pct"/>
+        <w:tblInd w:w="-998" w:type="dxa"/>
         <w:tblBorders>
           <w:top w:val="single" w:sz="4" w:space="0" w:color="auto"/>
           <w:left w:val="single" w:sz="4" w:space="0" w:color="auto"/>
@@ -23,7 +24,7 @@
         <w:tblLook w:val="04A0" w:firstRow="1" w:lastRow="0" w:firstColumn="1" w:lastColumn="0" w:noHBand="0" w:noVBand="1"/>
       </w:tblPr>
       <w:tblGrid>
-        <w:gridCol w:w="1128"/>
+        <w:gridCol w:w="2125"/>
         <w:gridCol w:w="1127"/>
         <w:gridCol w:w="1127"/>
         <w:gridCol w:w="1434"/>
@@ -38,7 +39,7 @@
         </w:trPr>
         <w:tc>
           <w:tcPr>
-            <w:tcW w:w="1127" w:type="dxa"/>
+            <w:tcW w:w="2125" w:type="dxa"/>
           </w:tcPr>
           <w:p>
             <w:r>
@@ -208,7 +209,7 @@
       <w:tr>
         <w:tc>
           <w:tcPr>
-            <w:tcW w:w="1127" w:type="dxa"/>
+            <w:tcW w:w="2125" w:type="dxa"/>
           </w:tcPr>
           <w:p>
             <w:r>
@@ -299,7 +300,7 @@
       <w:tr>
         <w:tc>
           <w:tcPr>
-            <w:tcW w:w="1127" w:type="dxa"/>
+            <w:tcW w:w="2125" w:type="dxa"/>
           </w:tcPr>
           <w:p>
             <w:r>
@@ -390,7 +391,7 @@
       <w:tr>
         <w:tc>
           <w:tcPr>
-            <w:tcW w:w="1127" w:type="dxa"/>
+            <w:tcW w:w="2125" w:type="dxa"/>
           </w:tcPr>
           <w:p>
             <w:r>
@@ -481,7 +482,7 @@
       <w:tr>
         <w:tc>
           <w:tcPr>
-            <w:tcW w:w="1127" w:type="dxa"/>
+            <w:tcW w:w="2125" w:type="dxa"/>
           </w:tcPr>
           <w:p>
             <w:r>
@@ -572,7 +573,7 @@
       <w:tr>
         <w:tc>
           <w:tcPr>
-            <w:tcW w:w="1127" w:type="dxa"/>
+            <w:tcW w:w="2125" w:type="dxa"/>
           </w:tcPr>
           <w:p>
             <w:r>
@@ -663,7 +664,7 @@
       <w:tr>
         <w:tc>
           <w:tcPr>
-            <w:tcW w:w="1127" w:type="dxa"/>
+            <w:tcW w:w="2125" w:type="dxa"/>
           </w:tcPr>
           <w:p>
             <w:r>
@@ -754,7 +755,7 @@
       <w:tr>
         <w:tc>
           <w:tcPr>
-            <w:tcW w:w="1127" w:type="dxa"/>
+            <w:tcW w:w="2125" w:type="dxa"/>
           </w:tcPr>
           <w:p>
             <w:r>
@@ -845,7 +846,7 @@
       <w:tr>
         <w:tc>
           <w:tcPr>
-            <w:tcW w:w="1127" w:type="dxa"/>
+            <w:tcW w:w="2125" w:type="dxa"/>
           </w:tcPr>
           <w:p>
             <w:r>
@@ -936,7 +937,7 @@
       <w:tr>
         <w:tc>
           <w:tcPr>
-            <w:tcW w:w="1127" w:type="dxa"/>
+            <w:tcW w:w="2125" w:type="dxa"/>
           </w:tcPr>
           <w:p>
             <w:r>
@@ -1027,7 +1028,7 @@
       <w:tr>
         <w:tc>
           <w:tcPr>
-            <w:tcW w:w="1127" w:type="dxa"/>
+            <w:tcW w:w="2125" w:type="dxa"/>
           </w:tcPr>
           <w:p>
             <w:r>
@@ -1118,7 +1119,7 @@
       <w:tr>
         <w:tc>
           <w:tcPr>
-            <w:tcW w:w="1127" w:type="dxa"/>
+            <w:tcW w:w="2125" w:type="dxa"/>
           </w:tcPr>
           <w:p>
             <w:r>
@@ -1209,7 +1210,7 @@
       <w:tr>
         <w:tc>
           <w:tcPr>
-            <w:tcW w:w="1127" w:type="dxa"/>
+            <w:tcW w:w="2125" w:type="dxa"/>
           </w:tcPr>
           <w:p>
             <w:r>
@@ -1300,7 +1301,7 @@
       <w:tr>
         <w:tc>
           <w:tcPr>
-            <w:tcW w:w="1127" w:type="dxa"/>
+            <w:tcW w:w="2125" w:type="dxa"/>
           </w:tcPr>
           <w:p>
             <w:r>
@@ -1391,7 +1392,7 @@
       <w:tr>
         <w:tc>
           <w:tcPr>
-            <w:tcW w:w="1127" w:type="dxa"/>
+            <w:tcW w:w="2125" w:type="dxa"/>
           </w:tcPr>
           <w:p>
             <w:r>
@@ -1482,7 +1483,7 @@
       <w:tr>
         <w:tc>
           <w:tcPr>
-            <w:tcW w:w="1127" w:type="dxa"/>
+            <w:tcW w:w="2125" w:type="dxa"/>
           </w:tcPr>
           <w:p>
             <w:r>
@@ -1573,7 +1574,7 @@
       <w:tr>
         <w:tc>
           <w:tcPr>
-            <w:tcW w:w="1127" w:type="dxa"/>
+            <w:tcW w:w="2125" w:type="dxa"/>
           </w:tcPr>
           <w:p>
             <w:r>
@@ -1664,7 +1665,7 @@
       <w:tr>
         <w:tc>
           <w:tcPr>
-            <w:tcW w:w="1127" w:type="dxa"/>
+            <w:tcW w:w="2125" w:type="dxa"/>
           </w:tcPr>
           <w:p>
             <w:r>
@@ -1755,7 +1756,7 @@
       <w:tr>
         <w:tc>
           <w:tcPr>
-            <w:tcW w:w="1127" w:type="dxa"/>
+            <w:tcW w:w="2125" w:type="dxa"/>
           </w:tcPr>
           <w:p>
             <w:r>
@@ -1846,7 +1847,7 @@
       <w:tr>
         <w:tc>
           <w:tcPr>
-            <w:tcW w:w="1127" w:type="dxa"/>
+            <w:tcW w:w="2125" w:type="dxa"/>
           </w:tcPr>
           <w:p>
             <w:r>
@@ -1937,28 +1938,23 @@
       <w:tr>
         <w:tc>
           <w:tcPr>
-            <w:tcW w:w="1127" w:type="dxa"/>
+            <w:tcW w:w="2125" w:type="dxa"/>
           </w:tcPr>
           <w:p>
             <w:r>
               <w:t>左侧</w:t>
             </w:r>
             <w:r>
-              <w:t xml:space="preserve"> (-</w:t>
-            </w:r>
-            <w:r>
-              <w:lastRenderedPageBreak/>
-              <w:t>150~-90)</w:t>
-            </w:r>
-          </w:p>
-        </w:tc>
-        <w:tc>
-          <w:tcPr>
-            <w:tcW w:w="1127" w:type="dxa"/>
-          </w:tcPr>
-          <w:p>
-            <w:r>
-              <w:lastRenderedPageBreak/>
+              <w:t xml:space="preserve"> (-150~-90)</w:t>
+            </w:r>
+          </w:p>
+        </w:tc>
+        <w:tc>
+          <w:tcPr>
+            <w:tcW w:w="1127" w:type="dxa"/>
+          </w:tcPr>
+          <w:p>
+            <w:r>
               <w:t>很大高差</w:t>
             </w:r>
             <w:r>
@@ -2043,7 +2039,7 @@
       <w:tr>
         <w:tc>
           <w:tcPr>
-            <w:tcW w:w="1127" w:type="dxa"/>
+            <w:tcW w:w="2125" w:type="dxa"/>
           </w:tcPr>
           <w:p>
             <w:r>
@@ -2134,7 +2130,7 @@
       <w:tr>
         <w:tc>
           <w:tcPr>
-            <w:tcW w:w="1127" w:type="dxa"/>
+            <w:tcW w:w="2125" w:type="dxa"/>
           </w:tcPr>
           <w:p>
             <w:r>
@@ -2225,7 +2221,7 @@
       <w:tr>
         <w:tc>
           <w:tcPr>
-            <w:tcW w:w="1127" w:type="dxa"/>
+            <w:tcW w:w="2125" w:type="dxa"/>
           </w:tcPr>
           <w:p>
             <w:r>
@@ -2316,7 +2312,7 @@
       <w:tr>
         <w:tc>
           <w:tcPr>
-            <w:tcW w:w="1127" w:type="dxa"/>
+            <w:tcW w:w="2125" w:type="dxa"/>
           </w:tcPr>
           <w:p>
             <w:r>
@@ -2407,7 +2403,7 @@
       <w:tr>
         <w:tc>
           <w:tcPr>
-            <w:tcW w:w="1127" w:type="dxa"/>
+            <w:tcW w:w="2125" w:type="dxa"/>
           </w:tcPr>
           <w:p>
             <w:r>
@@ -2498,7 +2494,7 @@
       <w:tr>
         <w:tc>
           <w:tcPr>
-            <w:tcW w:w="1127" w:type="dxa"/>
+            <w:tcW w:w="2125" w:type="dxa"/>
           </w:tcPr>
           <w:p>
             <w:r>
@@ -2589,7 +2585,7 @@
       <w:tr>
         <w:tc>
           <w:tcPr>
-            <w:tcW w:w="1127" w:type="dxa"/>
+            <w:tcW w:w="2125" w:type="dxa"/>
           </w:tcPr>
           <w:p>
             <w:r>
@@ -2680,7 +2676,7 @@
       <w:tr>
         <w:tc>
           <w:tcPr>
-            <w:tcW w:w="1127" w:type="dxa"/>
+            <w:tcW w:w="2125" w:type="dxa"/>
           </w:tcPr>
           <w:p>
             <w:r>
@@ -2771,7 +2767,7 @@
       <w:tr>
         <w:tc>
           <w:tcPr>
-            <w:tcW w:w="1127" w:type="dxa"/>
+            <w:tcW w:w="2125" w:type="dxa"/>
           </w:tcPr>
           <w:p>
             <w:r>
@@ -2862,7 +2858,7 @@
       <w:tr>
         <w:tc>
           <w:tcPr>
-            <w:tcW w:w="1127" w:type="dxa"/>
+            <w:tcW w:w="2125" w:type="dxa"/>
           </w:tcPr>
           <w:p>
             <w:r>
@@ -2953,7 +2949,7 @@
       <w:tr>
         <w:tc>
           <w:tcPr>
-            <w:tcW w:w="1127" w:type="dxa"/>
+            <w:tcW w:w="2125" w:type="dxa"/>
           </w:tcPr>
           <w:p>
             <w:r>
@@ -3044,7 +3040,7 @@
       <w:tr>
         <w:tc>
           <w:tcPr>
-            <w:tcW w:w="1127" w:type="dxa"/>
+            <w:tcW w:w="2125" w:type="dxa"/>
           </w:tcPr>
           <w:p>
             <w:r>
@@ -3135,7 +3131,7 @@
       <w:tr>
         <w:tc>
           <w:tcPr>
-            <w:tcW w:w="1127" w:type="dxa"/>
+            <w:tcW w:w="2125" w:type="dxa"/>
           </w:tcPr>
           <w:p>
             <w:r>
@@ -3226,7 +3222,7 @@
       <w:tr>
         <w:tc>
           <w:tcPr>
-            <w:tcW w:w="1127" w:type="dxa"/>
+            <w:tcW w:w="2125" w:type="dxa"/>
           </w:tcPr>
           <w:p>
             <w:r>
@@ -3317,7 +3313,7 @@
       <w:tr>
         <w:tc>
           <w:tcPr>
-            <w:tcW w:w="1127" w:type="dxa"/>
+            <w:tcW w:w="2125" w:type="dxa"/>
           </w:tcPr>
           <w:p>
             <w:r>
@@ -3408,7 +3404,7 @@
       <w:tr>
         <w:tc>
           <w:tcPr>
-            <w:tcW w:w="1127" w:type="dxa"/>
+            <w:tcW w:w="2125" w:type="dxa"/>
           </w:tcPr>
           <w:p>
             <w:r>
@@ -3499,7 +3495,7 @@
       <w:tr>
         <w:tc>
           <w:tcPr>
-            <w:tcW w:w="1127" w:type="dxa"/>
+            <w:tcW w:w="2125" w:type="dxa"/>
           </w:tcPr>
           <w:p>
             <w:r>
@@ -3590,7 +3586,7 @@
       <w:tr>
         <w:tc>
           <w:tcPr>
-            <w:tcW w:w="1127" w:type="dxa"/>
+            <w:tcW w:w="2125" w:type="dxa"/>
           </w:tcPr>
           <w:p>
             <w:r>
@@ -3681,7 +3677,7 @@
       <w:tr>
         <w:tc>
           <w:tcPr>
-            <w:tcW w:w="1127" w:type="dxa"/>
+            <w:tcW w:w="2125" w:type="dxa"/>
           </w:tcPr>
           <w:p>
             <w:r>
@@ -3772,7 +3768,7 @@
       <w:tr>
         <w:tc>
           <w:tcPr>
-            <w:tcW w:w="1127" w:type="dxa"/>
+            <w:tcW w:w="2125" w:type="dxa"/>
           </w:tcPr>
           <w:p>
             <w:r>
@@ -3864,7 +3860,7 @@
       <w:tr>
         <w:tc>
           <w:tcPr>
-            <w:tcW w:w="1127" w:type="dxa"/>
+            <w:tcW w:w="2125" w:type="dxa"/>
           </w:tcPr>
           <w:p>
             <w:r>
@@ -3955,7 +3951,7 @@
       <w:tr>
         <w:tc>
           <w:tcPr>
-            <w:tcW w:w="1127" w:type="dxa"/>
+            <w:tcW w:w="2125" w:type="dxa"/>
           </w:tcPr>
           <w:p>
             <w:r>
@@ -4046,7 +4042,7 @@
       <w:tr>
         <w:tc>
           <w:tcPr>
-            <w:tcW w:w="1127" w:type="dxa"/>
+            <w:tcW w:w="2125" w:type="dxa"/>
           </w:tcPr>
           <w:p>
             <w:r>
@@ -4137,7 +4133,7 @@
       <w:tr>
         <w:tc>
           <w:tcPr>
-            <w:tcW w:w="1127" w:type="dxa"/>
+            <w:tcW w:w="2125" w:type="dxa"/>
           </w:tcPr>
           <w:p>
             <w:r>
@@ -4228,7 +4224,7 @@
       <w:tr>
         <w:tc>
           <w:tcPr>
-            <w:tcW w:w="1127" w:type="dxa"/>
+            <w:tcW w:w="2125" w:type="dxa"/>
           </w:tcPr>
           <w:p>
             <w:r>
@@ -4319,7 +4315,7 @@
       <w:tr>
         <w:tc>
           <w:tcPr>
-            <w:tcW w:w="1127" w:type="dxa"/>
+            <w:tcW w:w="2125" w:type="dxa"/>
           </w:tcPr>
           <w:p>
             <w:r>
@@ -4410,7 +4406,7 @@
       <w:tr>
         <w:tc>
           <w:tcPr>
-            <w:tcW w:w="1127" w:type="dxa"/>
+            <w:tcW w:w="2125" w:type="dxa"/>
           </w:tcPr>
           <w:p>
             <w:r>
@@ -4501,7 +4497,7 @@
       <w:tr>
         <w:tc>
           <w:tcPr>
-            <w:tcW w:w="1127" w:type="dxa"/>
+            <w:tcW w:w="2125" w:type="dxa"/>
           </w:tcPr>
           <w:p>
             <w:r>
@@ -4592,7 +4588,7 @@
       <w:tr>
         <w:tc>
           <w:tcPr>
-            <w:tcW w:w="1127" w:type="dxa"/>
+            <w:tcW w:w="2125" w:type="dxa"/>
           </w:tcPr>
           <w:p>
             <w:r>
@@ -4683,7 +4679,7 @@
       <w:tr>
         <w:tc>
           <w:tcPr>
-            <w:tcW w:w="1127" w:type="dxa"/>
+            <w:tcW w:w="2125" w:type="dxa"/>
           </w:tcPr>
           <w:p>
             <w:r>
@@ -4774,7 +4770,7 @@
       <w:tr>
         <w:tc>
           <w:tcPr>
-            <w:tcW w:w="1127" w:type="dxa"/>
+            <w:tcW w:w="2125" w:type="dxa"/>
           </w:tcPr>
           <w:p>
             <w:r>
@@ -4865,7 +4861,7 @@
       <w:tr>
         <w:tc>
           <w:tcPr>
-            <w:tcW w:w="1127" w:type="dxa"/>
+            <w:tcW w:w="2125" w:type="dxa"/>
           </w:tcPr>
           <w:p>
             <w:r>
@@ -4956,7 +4952,7 @@
       <w:tr>
         <w:tc>
           <w:tcPr>
-            <w:tcW w:w="1127" w:type="dxa"/>
+            <w:tcW w:w="2125" w:type="dxa"/>
           </w:tcPr>
           <w:p>
             <w:r>
@@ -5047,7 +5043,7 @@
       <w:tr>
         <w:tc>
           <w:tcPr>
-            <w:tcW w:w="1127" w:type="dxa"/>
+            <w:tcW w:w="2125" w:type="dxa"/>
           </w:tcPr>
           <w:p>
             <w:r>
@@ -5138,7 +5134,7 @@
       <w:tr>
         <w:tc>
           <w:tcPr>
-            <w:tcW w:w="1127" w:type="dxa"/>
+            <w:tcW w:w="2125" w:type="dxa"/>
           </w:tcPr>
           <w:p>
             <w:r>
@@ -5229,7 +5225,7 @@
       <w:tr>
         <w:tc>
           <w:tcPr>
-            <w:tcW w:w="1127" w:type="dxa"/>
+            <w:tcW w:w="2125" w:type="dxa"/>
           </w:tcPr>
           <w:p>
             <w:r>
@@ -5320,7 +5316,7 @@
       <w:tr>
         <w:tc>
           <w:tcPr>
-            <w:tcW w:w="1127" w:type="dxa"/>
+            <w:tcW w:w="2125" w:type="dxa"/>
           </w:tcPr>
           <w:p>
             <w:r>
@@ -5411,7 +5407,7 @@
       <w:tr>
         <w:tc>
           <w:tcPr>
-            <w:tcW w:w="1127" w:type="dxa"/>
+            <w:tcW w:w="2125" w:type="dxa"/>
           </w:tcPr>
           <w:p>
             <w:r>
@@ -5502,28 +5498,23 @@
       <w:tr>
         <w:tc>
           <w:tcPr>
-            <w:tcW w:w="1127" w:type="dxa"/>
+            <w:tcW w:w="2125" w:type="dxa"/>
           </w:tcPr>
           <w:p>
             <w:r>
               <w:t>右前方</w:t>
             </w:r>
             <w:r>
-              <w:t xml:space="preserve"> </w:t>
-            </w:r>
-            <w:r>
-              <w:lastRenderedPageBreak/>
-              <w:t>(30~90)</w:t>
-            </w:r>
-          </w:p>
-        </w:tc>
-        <w:tc>
-          <w:tcPr>
-            <w:tcW w:w="1127" w:type="dxa"/>
-          </w:tcPr>
-          <w:p>
-            <w:r>
-              <w:lastRenderedPageBreak/>
+              <w:t xml:space="preserve"> (30~90)</w:t>
+            </w:r>
+          </w:p>
+        </w:tc>
+        <w:tc>
+          <w:tcPr>
+            <w:tcW w:w="1127" w:type="dxa"/>
+          </w:tcPr>
+          <w:p>
+            <w:r>
               <w:t>很大高差</w:t>
             </w:r>
             <w:r>
@@ -5608,7 +5599,7 @@
       <w:tr>
         <w:tc>
           <w:tcPr>
-            <w:tcW w:w="1127" w:type="dxa"/>
+            <w:tcW w:w="2125" w:type="dxa"/>
           </w:tcPr>
           <w:p>
             <w:r>
@@ -5699,7 +5690,7 @@
       <w:tr>
         <w:tc>
           <w:tcPr>
-            <w:tcW w:w="1127" w:type="dxa"/>
+            <w:tcW w:w="2125" w:type="dxa"/>
           </w:tcPr>
           <w:p>
             <w:r>
@@ -5790,7 +5781,7 @@
       <w:tr>
         <w:tc>
           <w:tcPr>
-            <w:tcW w:w="1127" w:type="dxa"/>
+            <w:tcW w:w="2125" w:type="dxa"/>
           </w:tcPr>
           <w:p>
             <w:r>
@@ -5881,7 +5872,7 @@
       <w:tr>
         <w:tc>
           <w:tcPr>
-            <w:tcW w:w="1127" w:type="dxa"/>
+            <w:tcW w:w="2125" w:type="dxa"/>
           </w:tcPr>
           <w:p>
             <w:r>
@@ -5972,7 +5963,7 @@
       <w:tr>
         <w:tc>
           <w:tcPr>
-            <w:tcW w:w="1127" w:type="dxa"/>
+            <w:tcW w:w="2125" w:type="dxa"/>
           </w:tcPr>
           <w:p>
             <w:r>
@@ -6063,7 +6054,7 @@
       <w:tr>
         <w:tc>
           <w:tcPr>
-            <w:tcW w:w="1127" w:type="dxa"/>
+            <w:tcW w:w="2125" w:type="dxa"/>
           </w:tcPr>
           <w:p>
             <w:r>
@@ -6154,7 +6145,7 @@
       <w:tr>
         <w:tc>
           <w:tcPr>
-            <w:tcW w:w="1127" w:type="dxa"/>
+            <w:tcW w:w="2125" w:type="dxa"/>
           </w:tcPr>
           <w:p>
             <w:r>
@@ -6245,7 +6236,7 @@
       <w:tr>
         <w:tc>
           <w:tcPr>
-            <w:tcW w:w="1127" w:type="dxa"/>
+            <w:tcW w:w="2125" w:type="dxa"/>
           </w:tcPr>
           <w:p>
             <w:r>
@@ -6336,7 +6327,7 @@
       <w:tr>
         <w:tc>
           <w:tcPr>
-            <w:tcW w:w="1127" w:type="dxa"/>
+            <w:tcW w:w="2125" w:type="dxa"/>
           </w:tcPr>
           <w:p>
             <w:r>
@@ -6427,7 +6418,7 @@
       <w:tr>
         <w:tc>
           <w:tcPr>
-            <w:tcW w:w="1127" w:type="dxa"/>
+            <w:tcW w:w="2125" w:type="dxa"/>
           </w:tcPr>
           <w:p>
             <w:r>
@@ -6518,7 +6509,7 @@
       <w:tr>
         <w:tc>
           <w:tcPr>
-            <w:tcW w:w="1127" w:type="dxa"/>
+            <w:tcW w:w="2125" w:type="dxa"/>
           </w:tcPr>
           <w:p>
             <w:r>
@@ -6609,7 +6600,7 @@
       <w:tr>
         <w:tc>
           <w:tcPr>
-            <w:tcW w:w="1127" w:type="dxa"/>
+            <w:tcW w:w="2125" w:type="dxa"/>
           </w:tcPr>
           <w:p>
             <w:r>
@@ -6700,7 +6691,7 @@
       <w:tr>
         <w:tc>
           <w:tcPr>
-            <w:tcW w:w="1127" w:type="dxa"/>
+            <w:tcW w:w="2125" w:type="dxa"/>
           </w:tcPr>
           <w:p>
             <w:r>
@@ -6791,7 +6782,7 @@
       <w:tr>
         <w:tc>
           <w:tcPr>
-            <w:tcW w:w="1127" w:type="dxa"/>
+            <w:tcW w:w="2125" w:type="dxa"/>
           </w:tcPr>
           <w:p>
             <w:r>
@@ -6882,7 +6873,7 @@
       <w:tr>
         <w:tc>
           <w:tcPr>
-            <w:tcW w:w="1127" w:type="dxa"/>
+            <w:tcW w:w="2125" w:type="dxa"/>
           </w:tcPr>
           <w:p>
             <w:r>
@@ -6973,7 +6964,7 @@
       <w:tr>
         <w:tc>
           <w:tcPr>
-            <w:tcW w:w="1127" w:type="dxa"/>
+            <w:tcW w:w="2125" w:type="dxa"/>
           </w:tcPr>
           <w:p>
             <w:r>
@@ -7064,7 +7055,7 @@
       <w:tr>
         <w:tc>
           <w:tcPr>
-            <w:tcW w:w="1127" w:type="dxa"/>
+            <w:tcW w:w="2125" w:type="dxa"/>
           </w:tcPr>
           <w:p>
             <w:r>
@@ -7155,7 +7146,7 @@
       <w:tr>
         <w:tc>
           <w:tcPr>
-            <w:tcW w:w="1127" w:type="dxa"/>
+            <w:tcW w:w="2125" w:type="dxa"/>
           </w:tcPr>
           <w:p>
             <w:r>
@@ -7246,7 +7237,7 @@
       <w:tr>
         <w:tc>
           <w:tcPr>
-            <w:tcW w:w="1127" w:type="dxa"/>
+            <w:tcW w:w="2125" w:type="dxa"/>
           </w:tcPr>
           <w:p>
             <w:r>
@@ -7337,7 +7328,7 @@
       <w:tr>
         <w:tc>
           <w:tcPr>
-            <w:tcW w:w="1127" w:type="dxa"/>
+            <w:tcW w:w="2125" w:type="dxa"/>
           </w:tcPr>
           <w:p>
             <w:r>
@@ -7429,7 +7420,7 @@
       <w:tr>
         <w:tc>
           <w:tcPr>
-            <w:tcW w:w="1127" w:type="dxa"/>
+            <w:tcW w:w="2125" w:type="dxa"/>
           </w:tcPr>
           <w:p>
             <w:r>
@@ -7566,6 +7557,7 @@
     </w:p>
     <w:p>
       <w:pPr>
+        <w:spacing w:line="360" w:lineRule="auto"/>
         <w:ind w:firstLine="420"/>
         <w:rPr>
           <w:sz w:val="22"/>
@@ -7631,9 +7623,9 @@
     </w:p>
     <w:p>
       <w:pPr>
+        <w:spacing w:line="360" w:lineRule="auto"/>
         <w:ind w:firstLine="420"/>
         <w:rPr>
-          <w:rFonts w:hint="eastAsia"/>
           <w:sz w:val="22"/>
           <w:szCs w:val="22"/>
         </w:rPr>
@@ -7716,7 +7708,23 @@
           <w:sz w:val="22"/>
           <w:szCs w:val="22"/>
         </w:rPr>
-        <w:t>需要的话可以从新启动更新。</w:t>
+        <w:t>需要的话可以</w:t>
+      </w:r>
+      <w:r>
+        <w:rPr>
+          <w:rFonts w:hint="eastAsia"/>
+          <w:sz w:val="22"/>
+          <w:szCs w:val="22"/>
+        </w:rPr>
+        <w:t>继续</w:t>
+      </w:r>
+      <w:r>
+        <w:rPr>
+          <w:rFonts w:hint="eastAsia"/>
+          <w:sz w:val="22"/>
+          <w:szCs w:val="22"/>
+        </w:rPr>
+        <w:t>启动更新。</w:t>
       </w:r>
     </w:p>
     <w:sectPr>
